--- a/Chating website documintaion.docx
+++ b/Chating website documintaion.docx
@@ -521,7 +521,6 @@
         <w:pStyle w:val="ListParagraph"/>
       </w:pPr>
       <w:r>
-        <w:lastRenderedPageBreak/>
         <w:t xml:space="preserve">│   │   └── </w:t>
       </w:r>
       <w:proofErr w:type="spellStart"/>
@@ -997,1870 +996,91 @@
       <w:pPr>
         <w:pStyle w:val="ListParagraph"/>
       </w:pPr>
-      <w:r>
-        <w:pict w14:anchorId="39603B5F">
-          <v:rect id="_x0000_i2099" style="width:0;height:1.5pt" o:hralign="center" o:hrstd="t" o:hr="t" fillcolor="#a0a0a0" stroked="f"/>
-        </w:pict>
-      </w:r>
-    </w:p>
-    <w:p>
-      <w:pPr>
-        <w:pStyle w:val="ListParagraph"/>
-        <w:rPr>
-          <w:b/>
-          <w:bCs/>
-        </w:rPr>
-      </w:pPr>
-      <w:r>
-        <w:rPr>
-          <w:b/>
-          <w:bCs/>
-        </w:rPr>
-        <w:t xml:space="preserve"> Components</w:t>
-      </w:r>
-    </w:p>
-    <w:p>
-      <w:pPr>
-        <w:pStyle w:val="ListParagraph"/>
-        <w:rPr>
-          <w:b/>
-          <w:bCs/>
-        </w:rPr>
-      </w:pPr>
-      <w:r>
-        <w:rPr>
-          <w:b/>
-          <w:bCs/>
-        </w:rPr>
-        <w:t>Chat/</w:t>
-      </w:r>
-    </w:p>
-    <w:p>
-      <w:pPr>
-        <w:pStyle w:val="ListParagraph"/>
-        <w:numPr>
-          <w:ilvl w:val="0"/>
-          <w:numId w:val="4"/>
-        </w:numPr>
-      </w:pPr>
+    </w:p>
+    <w:p>
+      <w:pPr>
+        <w:pStyle w:val="ListParagraph"/>
+      </w:pPr>
+    </w:p>
+    <w:p>
+      <w:pPr>
+        <w:pStyle w:val="ListParagraph"/>
+      </w:pPr>
+    </w:p>
+    <w:p>
+      <w:pPr>
+        <w:pStyle w:val="ListParagraph"/>
+      </w:pPr>
+    </w:p>
+    <w:p>
+      <w:pPr>
+        <w:pStyle w:val="ListParagraph"/>
+      </w:pPr>
+    </w:p>
+    <w:p>
+      <w:pPr>
+        <w:pStyle w:val="ListParagraph"/>
+      </w:pPr>
+      <w:r>
+        <w:t xml:space="preserve">Execution </w:t>
+      </w:r>
+      <w:proofErr w:type="gramStart"/>
+      <w:r>
+        <w:t>way :</w:t>
+      </w:r>
+      <w:proofErr w:type="gramEnd"/>
+    </w:p>
+    <w:p>
+      <w:pPr>
+        <w:pStyle w:val="ListParagraph"/>
+      </w:pPr>
+      <w:r>
+        <w:t xml:space="preserve">The component asks about the request the hook manages the </w:t>
+      </w:r>
       <w:proofErr w:type="spellStart"/>
-      <w:r>
-        <w:rPr>
-          <w:b/>
-          <w:bCs/>
-        </w:rPr>
-        <w:t>Chat.jsx</w:t>
+      <w:proofErr w:type="gramStart"/>
+      <w:r>
+        <w:t>rendering,state</w:t>
+      </w:r>
+      <w:proofErr w:type="gramEnd"/>
+      <w:r>
+        <w:t>,</w:t>
+      </w:r>
+      <w:proofErr w:type="gramStart"/>
+      <w:r>
+        <w:t>loading,error</w:t>
       </w:r>
       <w:proofErr w:type="spellEnd"/>
-      <w:r>
-        <w:t xml:space="preserve"> </w:t>
-      </w:r>
-    </w:p>
-    <w:p>
-      <w:pPr>
-        <w:pStyle w:val="ListParagraph"/>
-        <w:numPr>
-          <w:ilvl w:val="1"/>
-          <w:numId w:val="4"/>
-        </w:numPr>
-      </w:pPr>
-      <w:r>
-        <w:rPr>
-          <w:rtl/>
-        </w:rPr>
-        <w:t>الصفحة الرئيسية للدردشة</w:t>
-      </w:r>
-      <w:r>
-        <w:t xml:space="preserve">. </w:t>
-      </w:r>
-    </w:p>
-    <w:p>
-      <w:pPr>
-        <w:pStyle w:val="ListParagraph"/>
-        <w:numPr>
-          <w:ilvl w:val="1"/>
-          <w:numId w:val="4"/>
-        </w:numPr>
-      </w:pPr>
-      <w:r>
-        <w:rPr>
-          <w:rtl/>
-        </w:rPr>
-        <w:lastRenderedPageBreak/>
-        <w:t>يجمع بين قائمة المحادثات، الرسائل، والـ</w:t>
-      </w:r>
-      <w:r>
-        <w:t xml:space="preserve"> Navbar. </w:t>
-      </w:r>
-    </w:p>
-    <w:p>
-      <w:pPr>
-        <w:pStyle w:val="ListParagraph"/>
-        <w:numPr>
-          <w:ilvl w:val="1"/>
-          <w:numId w:val="4"/>
-        </w:numPr>
-      </w:pPr>
-      <w:r>
-        <w:rPr>
-          <w:rtl/>
-        </w:rPr>
-        <w:t>يدير المحادثة المختارة</w:t>
-      </w:r>
-      <w:r>
-        <w:t xml:space="preserve">. </w:t>
-      </w:r>
-    </w:p>
-    <w:p>
-      <w:pPr>
-        <w:pStyle w:val="ListParagraph"/>
-      </w:pPr>
-      <w:r>
-        <w:pict w14:anchorId="3BD28055">
-          <v:rect id="_x0000_i2100" style="width:0;height:1.5pt" o:hralign="center" o:hrstd="t" o:hr="t" fillcolor="#a0a0a0" stroked="f"/>
-        </w:pict>
-      </w:r>
-    </w:p>
-    <w:p>
-      <w:pPr>
-        <w:pStyle w:val="ListParagraph"/>
-        <w:rPr>
-          <w:b/>
-          <w:bCs/>
-        </w:rPr>
-      </w:pPr>
+      <w:proofErr w:type="gramEnd"/>
+      <w:r>
+        <w:t xml:space="preserve"> the services deals with the firebase (collection, query, </w:t>
+      </w:r>
       <w:proofErr w:type="spellStart"/>
       <w:r>
-        <w:rPr>
-          <w:b/>
-          <w:bCs/>
-        </w:rPr>
-        <w:t>ChatList</w:t>
+        <w:t>addDoc</w:t>
       </w:r>
       <w:proofErr w:type="spellEnd"/>
       <w:r>
-        <w:rPr>
-          <w:b/>
-          <w:bCs/>
-        </w:rPr>
-        <w:t>/</w:t>
-      </w:r>
-    </w:p>
-    <w:p>
-      <w:pPr>
-        <w:pStyle w:val="ListParagraph"/>
-        <w:numPr>
-          <w:ilvl w:val="0"/>
-          <w:numId w:val="5"/>
-        </w:numPr>
-      </w:pPr>
+        <w:t xml:space="preserve">, </w:t>
+      </w:r>
       <w:proofErr w:type="spellStart"/>
       <w:r>
-        <w:rPr>
-          <w:b/>
-          <w:bCs/>
-        </w:rPr>
-        <w:t>ChatList.jsx</w:t>
+        <w:t>upadateDoc</w:t>
       </w:r>
       <w:proofErr w:type="spellEnd"/>
       <w:r>
-        <w:t xml:space="preserve"> </w:t>
-      </w:r>
-    </w:p>
-    <w:p>
-      <w:pPr>
-        <w:pStyle w:val="ListParagraph"/>
-        <w:numPr>
-          <w:ilvl w:val="1"/>
-          <w:numId w:val="5"/>
-        </w:numPr>
-      </w:pPr>
-      <w:r>
-        <w:rPr>
-          <w:rtl/>
-        </w:rPr>
-        <w:t>يعرض قائمة المحادثات الخاصة بالمستخدم</w:t>
-      </w:r>
-      <w:r>
-        <w:t xml:space="preserve">. </w:t>
-      </w:r>
-    </w:p>
-    <w:p>
-      <w:pPr>
-        <w:pStyle w:val="ListParagraph"/>
-        <w:numPr>
-          <w:ilvl w:val="1"/>
-          <w:numId w:val="5"/>
-        </w:numPr>
-      </w:pPr>
-      <w:r>
-        <w:rPr>
-          <w:rtl/>
-        </w:rPr>
-        <w:t>يحتوي على البحث عن المستخدمين</w:t>
-      </w:r>
-      <w:r>
-        <w:t xml:space="preserve">. </w:t>
-      </w:r>
-    </w:p>
-    <w:p>
-      <w:pPr>
-        <w:pStyle w:val="ListParagraph"/>
-        <w:numPr>
-          <w:ilvl w:val="1"/>
-          <w:numId w:val="5"/>
-        </w:numPr>
-      </w:pPr>
-      <w:r>
-        <w:rPr>
-          <w:rtl/>
-        </w:rPr>
-        <w:t>يسمح بفتح محادثة جديدة</w:t>
-      </w:r>
-      <w:r>
-        <w:t xml:space="preserve">. </w:t>
-      </w:r>
-    </w:p>
-    <w:p>
-      <w:pPr>
-        <w:pStyle w:val="ListParagraph"/>
-      </w:pPr>
-      <w:r>
-        <w:pict w14:anchorId="15920809">
-          <v:rect id="_x0000_i2101" style="width:0;height:1.5pt" o:hralign="center" o:hrstd="t" o:hr="t" fillcolor="#a0a0a0" stroked="f"/>
-        </w:pict>
-      </w:r>
-    </w:p>
-    <w:p>
-      <w:pPr>
-        <w:pStyle w:val="ListParagraph"/>
-        <w:rPr>
-          <w:b/>
-          <w:bCs/>
-        </w:rPr>
-      </w:pPr>
-      <w:proofErr w:type="spellStart"/>
-      <w:r>
-        <w:rPr>
-          <w:b/>
-          <w:bCs/>
-        </w:rPr>
-        <w:t>ChatItem</w:t>
-      </w:r>
-      <w:proofErr w:type="spellEnd"/>
-      <w:r>
-        <w:rPr>
-          <w:b/>
-          <w:bCs/>
-        </w:rPr>
-        <w:t>/</w:t>
-      </w:r>
-    </w:p>
-    <w:p>
-      <w:pPr>
-        <w:pStyle w:val="ListParagraph"/>
-        <w:numPr>
-          <w:ilvl w:val="0"/>
-          <w:numId w:val="6"/>
-        </w:numPr>
-      </w:pPr>
-      <w:proofErr w:type="spellStart"/>
-      <w:r>
-        <w:rPr>
-          <w:b/>
-          <w:bCs/>
-        </w:rPr>
-        <w:t>ChatItem.jsx</w:t>
-      </w:r>
-      <w:proofErr w:type="spellEnd"/>
-      <w:r>
-        <w:t xml:space="preserve"> </w:t>
-      </w:r>
-    </w:p>
-    <w:p>
-      <w:pPr>
-        <w:pStyle w:val="ListParagraph"/>
-        <w:numPr>
-          <w:ilvl w:val="1"/>
-          <w:numId w:val="6"/>
-        </w:numPr>
-      </w:pPr>
-      <w:r>
-        <w:rPr>
-          <w:rtl/>
-        </w:rPr>
-        <w:t>يمثل</w:t>
-      </w:r>
-      <w:r>
-        <w:t xml:space="preserve"> Chat </w:t>
-      </w:r>
-      <w:r>
-        <w:rPr>
-          <w:rtl/>
-        </w:rPr>
-        <w:t>واحد داخل القائمة</w:t>
-      </w:r>
-      <w:r>
-        <w:t xml:space="preserve">. </w:t>
-      </w:r>
-    </w:p>
-    <w:p>
-      <w:pPr>
-        <w:pStyle w:val="ListParagraph"/>
-        <w:numPr>
-          <w:ilvl w:val="1"/>
-          <w:numId w:val="6"/>
-        </w:numPr>
-      </w:pPr>
-      <w:r>
-        <w:rPr>
-          <w:rtl/>
-        </w:rPr>
-        <w:t>يعرض</w:t>
-      </w:r>
-      <w:r>
-        <w:t xml:space="preserve">: </w:t>
-      </w:r>
-    </w:p>
-    <w:p>
-      <w:pPr>
-        <w:pStyle w:val="ListParagraph"/>
-        <w:numPr>
-          <w:ilvl w:val="2"/>
-          <w:numId w:val="6"/>
-        </w:numPr>
-      </w:pPr>
-      <w:r>
-        <w:rPr>
-          <w:rtl/>
-        </w:rPr>
-        <w:t>صورة المستخدم</w:t>
-      </w:r>
-      <w:r>
-        <w:t xml:space="preserve">. </w:t>
-      </w:r>
-    </w:p>
-    <w:p>
-      <w:pPr>
-        <w:pStyle w:val="ListParagraph"/>
-        <w:numPr>
-          <w:ilvl w:val="2"/>
-          <w:numId w:val="6"/>
-        </w:numPr>
-      </w:pPr>
-      <w:r>
-        <w:rPr>
-          <w:rtl/>
-        </w:rPr>
-        <w:t>الاسم</w:t>
-      </w:r>
-      <w:r>
-        <w:t xml:space="preserve">. </w:t>
-      </w:r>
-    </w:p>
-    <w:p>
-      <w:pPr>
-        <w:pStyle w:val="ListParagraph"/>
-        <w:numPr>
-          <w:ilvl w:val="2"/>
-          <w:numId w:val="6"/>
-        </w:numPr>
-      </w:pPr>
-      <w:r>
-        <w:rPr>
-          <w:rtl/>
-        </w:rPr>
-        <w:t>آخر رسالة</w:t>
-      </w:r>
-      <w:r>
-        <w:t xml:space="preserve">. </w:t>
-      </w:r>
-    </w:p>
-    <w:p>
-      <w:pPr>
-        <w:pStyle w:val="ListParagraph"/>
-        <w:numPr>
-          <w:ilvl w:val="2"/>
-          <w:numId w:val="6"/>
-        </w:numPr>
-      </w:pPr>
-      <w:r>
-        <w:rPr>
-          <w:rtl/>
-        </w:rPr>
-        <w:t>عدد الرسائل غير المقروءة</w:t>
-      </w:r>
-      <w:r>
-        <w:t xml:space="preserve">. </w:t>
-      </w:r>
-    </w:p>
-    <w:p>
-      <w:pPr>
-        <w:pStyle w:val="ListParagraph"/>
-      </w:pPr>
-      <w:r>
-        <w:pict w14:anchorId="1E4AFBDE">
-          <v:rect id="_x0000_i2102" style="width:0;height:1.5pt" o:hralign="center" o:hrstd="t" o:hr="t" fillcolor="#a0a0a0" stroked="f"/>
-        </w:pict>
-      </w:r>
-    </w:p>
-    <w:p>
-      <w:pPr>
-        <w:pStyle w:val="ListParagraph"/>
-        <w:rPr>
-          <w:b/>
-          <w:bCs/>
-        </w:rPr>
-      </w:pPr>
-      <w:proofErr w:type="spellStart"/>
-      <w:r>
-        <w:rPr>
-          <w:b/>
-          <w:bCs/>
-        </w:rPr>
-        <w:t>ChatMessage</w:t>
-      </w:r>
-      <w:proofErr w:type="spellEnd"/>
-      <w:r>
-        <w:rPr>
-          <w:b/>
-          <w:bCs/>
-        </w:rPr>
-        <w:t>/</w:t>
-      </w:r>
-    </w:p>
-    <w:p>
-      <w:pPr>
-        <w:pStyle w:val="ListParagraph"/>
-        <w:numPr>
-          <w:ilvl w:val="0"/>
-          <w:numId w:val="7"/>
-        </w:numPr>
-      </w:pPr>
-      <w:proofErr w:type="spellStart"/>
-      <w:r>
-        <w:rPr>
-          <w:b/>
-          <w:bCs/>
-        </w:rPr>
-        <w:t>ChatMessage.jsx</w:t>
-      </w:r>
-      <w:proofErr w:type="spellEnd"/>
-      <w:r>
-        <w:t xml:space="preserve"> </w:t>
-      </w:r>
-    </w:p>
-    <w:p>
-      <w:pPr>
-        <w:pStyle w:val="ListParagraph"/>
-        <w:numPr>
-          <w:ilvl w:val="1"/>
-          <w:numId w:val="7"/>
-        </w:numPr>
-      </w:pPr>
-      <w:r>
-        <w:rPr>
-          <w:rtl/>
-        </w:rPr>
-        <w:t>يعرض الرسائل داخل المحادثة</w:t>
-      </w:r>
-      <w:r>
-        <w:t xml:space="preserve">. </w:t>
-      </w:r>
-    </w:p>
-    <w:p>
-      <w:pPr>
-        <w:pStyle w:val="ListParagraph"/>
-        <w:numPr>
-          <w:ilvl w:val="1"/>
-          <w:numId w:val="7"/>
-        </w:numPr>
-      </w:pPr>
-      <w:r>
-        <w:rPr>
-          <w:rtl/>
-        </w:rPr>
-        <w:t>يرسل رسائل جديدة</w:t>
-      </w:r>
-      <w:r>
-        <w:t xml:space="preserve">. </w:t>
-      </w:r>
-    </w:p>
-    <w:p>
-      <w:pPr>
-        <w:pStyle w:val="ListParagraph"/>
-        <w:numPr>
-          <w:ilvl w:val="1"/>
-          <w:numId w:val="7"/>
-        </w:numPr>
-      </w:pPr>
-      <w:r>
-        <w:rPr>
-          <w:rtl/>
-        </w:rPr>
-        <w:t>يحدد الرسائل المرسلة والمستلمة</w:t>
-      </w:r>
-      <w:r>
-        <w:t xml:space="preserve">. </w:t>
-      </w:r>
-    </w:p>
-    <w:p>
-      <w:pPr>
-        <w:pStyle w:val="ListParagraph"/>
-      </w:pPr>
-      <w:r>
-        <w:pict w14:anchorId="3DAD28C6">
-          <v:rect id="_x0000_i2103" style="width:0;height:1.5pt" o:hralign="center" o:hrstd="t" o:hr="t" fillcolor="#a0a0a0" stroked="f"/>
-        </w:pict>
-      </w:r>
-    </w:p>
-    <w:p>
-      <w:pPr>
-        <w:pStyle w:val="ListParagraph"/>
-        <w:rPr>
-          <w:b/>
-          <w:bCs/>
-        </w:rPr>
-      </w:pPr>
-      <w:r>
-        <w:rPr>
-          <w:b/>
-          <w:bCs/>
-        </w:rPr>
-        <w:t>Navbar/</w:t>
-      </w:r>
-    </w:p>
-    <w:p>
-      <w:pPr>
-        <w:pStyle w:val="ListParagraph"/>
-        <w:numPr>
-          <w:ilvl w:val="0"/>
-          <w:numId w:val="8"/>
-        </w:numPr>
-      </w:pPr>
-      <w:proofErr w:type="spellStart"/>
-      <w:r>
-        <w:rPr>
-          <w:b/>
-          <w:bCs/>
-        </w:rPr>
-        <w:t>Navbar.jsx</w:t>
-      </w:r>
-      <w:proofErr w:type="spellEnd"/>
-      <w:r>
-        <w:t xml:space="preserve"> </w:t>
-      </w:r>
-    </w:p>
-    <w:p>
-      <w:pPr>
-        <w:pStyle w:val="ListParagraph"/>
-        <w:numPr>
-          <w:ilvl w:val="1"/>
-          <w:numId w:val="8"/>
-        </w:numPr>
-      </w:pPr>
-      <w:r>
-        <w:rPr>
-          <w:rtl/>
-        </w:rPr>
-        <w:t>يعرض معلومات الشخص الذي يتم التواصل معه</w:t>
-      </w:r>
-      <w:r>
-        <w:t xml:space="preserve">. </w:t>
-      </w:r>
-    </w:p>
-    <w:p>
-      <w:pPr>
-        <w:pStyle w:val="ListParagraph"/>
-        <w:numPr>
-          <w:ilvl w:val="1"/>
-          <w:numId w:val="8"/>
-        </w:numPr>
-      </w:pPr>
-      <w:r>
-        <w:rPr>
-          <w:rtl/>
-        </w:rPr>
-        <w:t>يعرض الصورة، الاسم، وحالة الاتصال</w:t>
-      </w:r>
-      <w:r>
-        <w:t xml:space="preserve">. </w:t>
-      </w:r>
-    </w:p>
-    <w:p>
-      <w:pPr>
-        <w:pStyle w:val="ListParagraph"/>
-      </w:pPr>
-      <w:r>
-        <w:pict w14:anchorId="37020574">
-          <v:rect id="_x0000_i2104" style="width:0;height:1.5pt" o:hralign="center" o:hrstd="t" o:hr="t" fillcolor="#a0a0a0" stroked="f"/>
-        </w:pict>
-      </w:r>
-    </w:p>
-    <w:p>
-      <w:pPr>
-        <w:pStyle w:val="ListParagraph"/>
-        <w:rPr>
-          <w:b/>
-          <w:bCs/>
-        </w:rPr>
-      </w:pPr>
-      <w:proofErr w:type="spellStart"/>
-      <w:r>
-        <w:rPr>
-          <w:b/>
-          <w:bCs/>
-        </w:rPr>
-        <w:t>SignUp</w:t>
-      </w:r>
-      <w:proofErr w:type="spellEnd"/>
-      <w:r>
-        <w:rPr>
-          <w:b/>
-          <w:bCs/>
-        </w:rPr>
-        <w:t>/</w:t>
-      </w:r>
-    </w:p>
-    <w:p>
-      <w:pPr>
-        <w:pStyle w:val="ListParagraph"/>
-        <w:numPr>
-          <w:ilvl w:val="0"/>
-          <w:numId w:val="9"/>
-        </w:numPr>
-      </w:pPr>
-      <w:proofErr w:type="spellStart"/>
-      <w:r>
-        <w:rPr>
-          <w:b/>
-          <w:bCs/>
-        </w:rPr>
-        <w:t>SignUp.jsx</w:t>
-      </w:r>
-      <w:proofErr w:type="spellEnd"/>
-      <w:r>
-        <w:t xml:space="preserve"> </w:t>
-      </w:r>
-    </w:p>
-    <w:p>
-      <w:pPr>
-        <w:pStyle w:val="ListParagraph"/>
-        <w:numPr>
-          <w:ilvl w:val="1"/>
-          <w:numId w:val="9"/>
-        </w:numPr>
-      </w:pPr>
-      <w:r>
-        <w:rPr>
-          <w:rtl/>
-        </w:rPr>
-        <w:t>مسؤول عن إنشاء حساب جديد</w:t>
-      </w:r>
-      <w:r>
-        <w:t xml:space="preserve">. </w:t>
-      </w:r>
-    </w:p>
-    <w:p>
-      <w:pPr>
-        <w:pStyle w:val="ListParagraph"/>
-        <w:numPr>
-          <w:ilvl w:val="1"/>
-          <w:numId w:val="9"/>
-        </w:numPr>
-      </w:pPr>
-      <w:r>
-        <w:rPr>
-          <w:rtl/>
-        </w:rPr>
-        <w:t>يستخدم</w:t>
-      </w:r>
-      <w:r>
-        <w:t xml:space="preserve"> Firebase Authentication. </w:t>
-      </w:r>
-    </w:p>
-    <w:p>
-      <w:pPr>
-        <w:pStyle w:val="ListParagraph"/>
-        <w:numPr>
-          <w:ilvl w:val="1"/>
-          <w:numId w:val="9"/>
-        </w:numPr>
-      </w:pPr>
-      <w:r>
-        <w:rPr>
-          <w:rtl/>
-        </w:rPr>
-        <w:t>يحفظ بيانات المستخدم في</w:t>
-      </w:r>
-      <w:r>
-        <w:t xml:space="preserve"> </w:t>
-      </w:r>
-      <w:proofErr w:type="spellStart"/>
-      <w:r>
-        <w:t>Firestore</w:t>
-      </w:r>
-      <w:proofErr w:type="spellEnd"/>
-      <w:r>
-        <w:t xml:space="preserve">. </w:t>
-      </w:r>
-    </w:p>
-    <w:p>
-      <w:pPr>
-        <w:pStyle w:val="ListParagraph"/>
-      </w:pPr>
-      <w:r>
-        <w:pict w14:anchorId="6397FE97">
-          <v:rect id="_x0000_i2105" style="width:0;height:1.5pt" o:hralign="center" o:hrstd="t" o:hr="t" fillcolor="#a0a0a0" stroked="f"/>
-        </w:pict>
-      </w:r>
-    </w:p>
-    <w:p>
-      <w:pPr>
-        <w:pStyle w:val="ListParagraph"/>
-        <w:rPr>
-          <w:b/>
-          <w:bCs/>
-        </w:rPr>
-      </w:pPr>
-      <w:r>
-        <w:rPr>
-          <w:b/>
-          <w:bCs/>
-        </w:rPr>
-        <w:t>Services</w:t>
-      </w:r>
-    </w:p>
-    <w:p>
-      <w:pPr>
-        <w:pStyle w:val="ListParagraph"/>
-        <w:rPr>
-          <w:b/>
-          <w:bCs/>
-        </w:rPr>
-      </w:pPr>
-      <w:r>
-        <w:rPr>
-          <w:b/>
-          <w:bCs/>
-        </w:rPr>
-        <w:t>ChatServices.js</w:t>
-      </w:r>
-    </w:p>
-    <w:p>
-      <w:pPr>
-        <w:pStyle w:val="ListParagraph"/>
-      </w:pPr>
-      <w:r>
-        <w:rPr>
-          <w:rtl/>
-        </w:rPr>
-        <w:t>مسؤول عن عمليات الـ</w:t>
-      </w:r>
-      <w:r>
-        <w:t xml:space="preserve"> Chat </w:t>
-      </w:r>
-      <w:r>
-        <w:rPr>
-          <w:rtl/>
-        </w:rPr>
-        <w:t>في</w:t>
-      </w:r>
-      <w:r>
-        <w:t xml:space="preserve"> Firebase.</w:t>
-      </w:r>
-    </w:p>
-    <w:p>
-      <w:pPr>
-        <w:pStyle w:val="ListParagraph"/>
-      </w:pPr>
-      <w:r>
-        <w:rPr>
-          <w:rtl/>
-        </w:rPr>
-        <w:lastRenderedPageBreak/>
-        <w:t>يحتوي على</w:t>
-      </w:r>
-      <w:r>
-        <w:t>:</w:t>
-      </w:r>
-    </w:p>
-    <w:p>
-      <w:pPr>
-        <w:pStyle w:val="ListParagraph"/>
-        <w:numPr>
-          <w:ilvl w:val="0"/>
-          <w:numId w:val="10"/>
-        </w:numPr>
-      </w:pPr>
-      <w:r>
-        <w:rPr>
-          <w:rtl/>
-        </w:rPr>
-        <w:t>جلب محادثات المستخدم</w:t>
-      </w:r>
-      <w:r>
-        <w:t xml:space="preserve">. </w:t>
-      </w:r>
-    </w:p>
-    <w:p>
-      <w:pPr>
-        <w:pStyle w:val="ListParagraph"/>
-        <w:numPr>
-          <w:ilvl w:val="0"/>
-          <w:numId w:val="10"/>
-        </w:numPr>
-      </w:pPr>
-      <w:r>
-        <w:rPr>
-          <w:rtl/>
-        </w:rPr>
-        <w:t>إنشاء محادثة جديدة</w:t>
-      </w:r>
-      <w:r>
-        <w:t xml:space="preserve">. </w:t>
-      </w:r>
-    </w:p>
-    <w:p>
-      <w:pPr>
-        <w:pStyle w:val="ListParagraph"/>
-        <w:numPr>
-          <w:ilvl w:val="0"/>
-          <w:numId w:val="10"/>
-        </w:numPr>
-      </w:pPr>
-      <w:r>
-        <w:rPr>
-          <w:rtl/>
-        </w:rPr>
-        <w:t>التعامل مع بيانات الـ</w:t>
-      </w:r>
-      <w:r>
-        <w:t xml:space="preserve"> Chat collection. </w:t>
-      </w:r>
-    </w:p>
-    <w:p>
-      <w:pPr>
-        <w:pStyle w:val="ListParagraph"/>
-      </w:pPr>
-      <w:r>
-        <w:pict w14:anchorId="590EE3AF">
-          <v:rect id="_x0000_i2106" style="width:0;height:1.5pt" o:hralign="center" o:hrstd="t" o:hr="t" fillcolor="#a0a0a0" stroked="f"/>
-        </w:pict>
-      </w:r>
-    </w:p>
-    <w:p>
-      <w:pPr>
-        <w:pStyle w:val="ListParagraph"/>
-        <w:rPr>
-          <w:b/>
-          <w:bCs/>
-        </w:rPr>
-      </w:pPr>
-      <w:r>
-        <w:rPr>
-          <w:b/>
-          <w:bCs/>
-        </w:rPr>
-        <w:t>MessagesService.js</w:t>
-      </w:r>
-    </w:p>
-    <w:p>
-      <w:pPr>
-        <w:pStyle w:val="ListParagraph"/>
-      </w:pPr>
-      <w:r>
-        <w:rPr>
-          <w:rtl/>
-        </w:rPr>
-        <w:t>مسؤول عن الرسائل</w:t>
-      </w:r>
-      <w:r>
-        <w:t>.</w:t>
-      </w:r>
-    </w:p>
-    <w:p>
-      <w:pPr>
-        <w:pStyle w:val="ListParagraph"/>
-      </w:pPr>
-      <w:r>
-        <w:rPr>
-          <w:rtl/>
-        </w:rPr>
-        <w:t>يحتوي على</w:t>
-      </w:r>
-      <w:r>
-        <w:t>:</w:t>
-      </w:r>
-    </w:p>
-    <w:p>
-      <w:pPr>
-        <w:pStyle w:val="ListParagraph"/>
-        <w:numPr>
-          <w:ilvl w:val="0"/>
-          <w:numId w:val="11"/>
-        </w:numPr>
-      </w:pPr>
-      <w:r>
-        <w:rPr>
-          <w:rtl/>
-        </w:rPr>
-        <w:t>قراءة الرسائل</w:t>
-      </w:r>
-      <w:r>
-        <w:t xml:space="preserve">. </w:t>
-      </w:r>
-    </w:p>
-    <w:p>
-      <w:pPr>
-        <w:pStyle w:val="ListParagraph"/>
-        <w:numPr>
-          <w:ilvl w:val="0"/>
-          <w:numId w:val="11"/>
-        </w:numPr>
-      </w:pPr>
-      <w:r>
-        <w:rPr>
-          <w:rtl/>
-        </w:rPr>
-        <w:t>إضافة رسالة جديدة</w:t>
-      </w:r>
-      <w:r>
-        <w:t xml:space="preserve">. </w:t>
-      </w:r>
-    </w:p>
-    <w:p>
-      <w:pPr>
-        <w:pStyle w:val="ListParagraph"/>
-        <w:numPr>
-          <w:ilvl w:val="0"/>
-          <w:numId w:val="11"/>
-        </w:numPr>
-      </w:pPr>
-      <w:r>
-        <w:rPr>
-          <w:rtl/>
-        </w:rPr>
-        <w:t>تحديث آخر رسالة في الـ</w:t>
-      </w:r>
-      <w:r>
-        <w:t xml:space="preserve"> Chat. </w:t>
-      </w:r>
-    </w:p>
-    <w:p>
-      <w:pPr>
-        <w:pStyle w:val="ListParagraph"/>
-        <w:numPr>
-          <w:ilvl w:val="0"/>
-          <w:numId w:val="11"/>
-        </w:numPr>
-      </w:pPr>
-      <w:r>
-        <w:rPr>
-          <w:rtl/>
-        </w:rPr>
-        <w:t>تحديث حالة الرسائل</w:t>
-      </w:r>
-      <w:r>
-        <w:t xml:space="preserve"> Seen. </w:t>
-      </w:r>
-    </w:p>
-    <w:p>
-      <w:pPr>
-        <w:pStyle w:val="ListParagraph"/>
-        <w:numPr>
-          <w:ilvl w:val="0"/>
-          <w:numId w:val="11"/>
-        </w:numPr>
-      </w:pPr>
-      <w:r>
-        <w:rPr>
-          <w:rtl/>
-        </w:rPr>
-        <w:t>حساب الرسائل غير المقروءة</w:t>
-      </w:r>
-      <w:r>
-        <w:t xml:space="preserve">. </w:t>
-      </w:r>
-    </w:p>
-    <w:p>
-      <w:pPr>
-        <w:pStyle w:val="ListParagraph"/>
-      </w:pPr>
-      <w:r>
-        <w:pict w14:anchorId="2B41A1F1">
-          <v:rect id="_x0000_i2107" style="width:0;height:1.5pt" o:hralign="center" o:hrstd="t" o:hr="t" fillcolor="#a0a0a0" stroked="f"/>
-        </w:pict>
-      </w:r>
-    </w:p>
-    <w:p>
-      <w:pPr>
-        <w:pStyle w:val="ListParagraph"/>
-        <w:rPr>
-          <w:b/>
-          <w:bCs/>
-        </w:rPr>
-      </w:pPr>
-      <w:r>
-        <w:rPr>
-          <w:b/>
-          <w:bCs/>
-        </w:rPr>
-        <w:t>userService.js</w:t>
-      </w:r>
-    </w:p>
-    <w:p>
-      <w:pPr>
-        <w:pStyle w:val="ListParagraph"/>
-      </w:pPr>
-      <w:r>
-        <w:rPr>
-          <w:rtl/>
-        </w:rPr>
-        <w:t>مسؤول عن المستخدمين</w:t>
-      </w:r>
-      <w:r>
-        <w:t>.</w:t>
-      </w:r>
-    </w:p>
-    <w:p>
-      <w:pPr>
-        <w:pStyle w:val="ListParagraph"/>
-      </w:pPr>
-      <w:r>
-        <w:rPr>
-          <w:rtl/>
-        </w:rPr>
-        <w:t>يحتوي على</w:t>
-      </w:r>
-      <w:r>
-        <w:t>:</w:t>
-      </w:r>
-    </w:p>
-    <w:p>
-      <w:pPr>
-        <w:pStyle w:val="ListParagraph"/>
-        <w:numPr>
-          <w:ilvl w:val="0"/>
-          <w:numId w:val="12"/>
-        </w:numPr>
-      </w:pPr>
-      <w:r>
-        <w:rPr>
-          <w:rtl/>
-        </w:rPr>
-        <w:t>جلب بيانات مستخدم</w:t>
-      </w:r>
-      <w:r>
-        <w:t xml:space="preserve">. </w:t>
-      </w:r>
-    </w:p>
-    <w:p>
-      <w:pPr>
-        <w:pStyle w:val="ListParagraph"/>
-        <w:numPr>
-          <w:ilvl w:val="0"/>
-          <w:numId w:val="12"/>
-        </w:numPr>
-      </w:pPr>
-      <w:r>
-        <w:rPr>
-          <w:rtl/>
-        </w:rPr>
-        <w:t>البحث عن مستخدم بالاسم</w:t>
-      </w:r>
-      <w:r>
-        <w:t xml:space="preserve">. </w:t>
-      </w:r>
-    </w:p>
-    <w:p>
-      <w:pPr>
-        <w:pStyle w:val="ListParagraph"/>
-      </w:pPr>
-      <w:r>
-        <w:pict w14:anchorId="0FEE6D93">
-          <v:rect id="_x0000_i2108" style="width:0;height:1.5pt" o:hralign="center" o:hrstd="t" o:hr="t" fillcolor="#a0a0a0" stroked="f"/>
-        </w:pict>
-      </w:r>
-    </w:p>
-    <w:p>
-      <w:pPr>
-        <w:pStyle w:val="ListParagraph"/>
-        <w:rPr>
-          <w:b/>
-          <w:bCs/>
-        </w:rPr>
-      </w:pPr>
-      <w:r>
-        <w:rPr>
-          <w:b/>
-          <w:bCs/>
-        </w:rPr>
-        <w:t xml:space="preserve"> Hooks</w:t>
-      </w:r>
-    </w:p>
-    <w:p>
-      <w:pPr>
-        <w:pStyle w:val="ListParagraph"/>
-        <w:rPr>
-          <w:b/>
-          <w:bCs/>
-        </w:rPr>
-      </w:pPr>
-      <w:r>
-        <w:rPr>
-          <w:b/>
-          <w:bCs/>
-        </w:rPr>
-        <w:t>useChats.js</w:t>
-      </w:r>
-    </w:p>
-    <w:p>
-      <w:pPr>
-        <w:pStyle w:val="ListParagraph"/>
-        <w:numPr>
-          <w:ilvl w:val="0"/>
-          <w:numId w:val="13"/>
-        </w:numPr>
-      </w:pPr>
-      <w:r>
-        <w:t xml:space="preserve">Hook </w:t>
-      </w:r>
-      <w:r>
-        <w:rPr>
-          <w:rtl/>
-        </w:rPr>
-        <w:t>لجلب محادثات المستخدم</w:t>
-      </w:r>
-      <w:r>
-        <w:t xml:space="preserve">. </w:t>
-      </w:r>
-    </w:p>
-    <w:p>
-      <w:pPr>
-        <w:pStyle w:val="ListParagraph"/>
-        <w:numPr>
-          <w:ilvl w:val="0"/>
-          <w:numId w:val="13"/>
-        </w:numPr>
-      </w:pPr>
-      <w:r>
-        <w:rPr>
-          <w:rtl/>
-        </w:rPr>
-        <w:t>يدير</w:t>
-      </w:r>
-      <w:r>
-        <w:t xml:space="preserve">: </w:t>
-      </w:r>
-    </w:p>
-    <w:p>
-      <w:pPr>
-        <w:pStyle w:val="ListParagraph"/>
-        <w:numPr>
-          <w:ilvl w:val="1"/>
-          <w:numId w:val="13"/>
-        </w:numPr>
-      </w:pPr>
-      <w:r>
-        <w:t xml:space="preserve">chats </w:t>
-      </w:r>
-    </w:p>
-    <w:p>
-      <w:pPr>
-        <w:pStyle w:val="ListParagraph"/>
-        <w:numPr>
-          <w:ilvl w:val="1"/>
-          <w:numId w:val="13"/>
-        </w:numPr>
-      </w:pPr>
-      <w:r>
-        <w:t xml:space="preserve">loading </w:t>
-      </w:r>
-    </w:p>
-    <w:p>
-      <w:pPr>
-        <w:pStyle w:val="ListParagraph"/>
-        <w:numPr>
-          <w:ilvl w:val="1"/>
-          <w:numId w:val="13"/>
-        </w:numPr>
-      </w:pPr>
-      <w:r>
-        <w:t xml:space="preserve">error </w:t>
-      </w:r>
-    </w:p>
-    <w:p>
-      <w:pPr>
-        <w:pStyle w:val="ListParagraph"/>
-      </w:pPr>
-      <w:r>
-        <w:pict w14:anchorId="48EE5DC5">
-          <v:rect id="_x0000_i2109" style="width:0;height:1.5pt" o:hralign="center" o:hrstd="t" o:hr="t" fillcolor="#a0a0a0" stroked="f"/>
-        </w:pict>
-      </w:r>
-    </w:p>
-    <w:p>
-      <w:pPr>
-        <w:pStyle w:val="ListParagraph"/>
-        <w:rPr>
-          <w:b/>
-          <w:bCs/>
-        </w:rPr>
-      </w:pPr>
-      <w:r>
-        <w:rPr>
-          <w:b/>
-          <w:bCs/>
-        </w:rPr>
-        <w:t>useMessages.js</w:t>
-      </w:r>
-    </w:p>
-    <w:p>
-      <w:pPr>
-        <w:pStyle w:val="ListParagraph"/>
-        <w:numPr>
-          <w:ilvl w:val="0"/>
-          <w:numId w:val="14"/>
-        </w:numPr>
-      </w:pPr>
-      <w:r>
-        <w:t xml:space="preserve">Hook </w:t>
-      </w:r>
-      <w:r>
-        <w:rPr>
-          <w:rtl/>
-        </w:rPr>
-        <w:t>لجلب رسائل</w:t>
-      </w:r>
-      <w:r>
-        <w:t xml:space="preserve"> Chat </w:t>
-      </w:r>
-      <w:r>
-        <w:rPr>
-          <w:rtl/>
-        </w:rPr>
-        <w:t>معين</w:t>
-      </w:r>
-      <w:r>
-        <w:t xml:space="preserve">. </w:t>
-      </w:r>
-    </w:p>
-    <w:p>
-      <w:pPr>
-        <w:pStyle w:val="ListParagraph"/>
-        <w:numPr>
-          <w:ilvl w:val="0"/>
-          <w:numId w:val="14"/>
-        </w:numPr>
-      </w:pPr>
-      <w:r>
-        <w:rPr>
-          <w:rtl/>
-        </w:rPr>
-        <w:t>يستمع للتحديثات لحظياً</w:t>
-      </w:r>
-      <w:r>
-        <w:t xml:space="preserve">. </w:t>
-      </w:r>
-    </w:p>
-    <w:p>
-      <w:pPr>
-        <w:pStyle w:val="ListParagraph"/>
-      </w:pPr>
-      <w:r>
-        <w:pict w14:anchorId="7B901F56">
-          <v:rect id="_x0000_i2110" style="width:0;height:1.5pt" o:hralign="center" o:hrstd="t" o:hr="t" fillcolor="#a0a0a0" stroked="f"/>
-        </w:pict>
-      </w:r>
-    </w:p>
-    <w:p>
-      <w:pPr>
-        <w:pStyle w:val="ListParagraph"/>
-        <w:rPr>
-          <w:b/>
-          <w:bCs/>
-        </w:rPr>
-      </w:pPr>
-      <w:r>
-        <w:rPr>
-          <w:b/>
-          <w:bCs/>
-        </w:rPr>
-        <w:t>useSendMessages.js</w:t>
-      </w:r>
-    </w:p>
-    <w:p>
-      <w:pPr>
-        <w:pStyle w:val="ListParagraph"/>
-        <w:numPr>
-          <w:ilvl w:val="0"/>
-          <w:numId w:val="15"/>
-        </w:numPr>
-      </w:pPr>
-      <w:r>
-        <w:t xml:space="preserve">Hook </w:t>
-      </w:r>
-      <w:r>
-        <w:rPr>
-          <w:rtl/>
-        </w:rPr>
-        <w:t>لإرسال الرسائل</w:t>
-      </w:r>
-      <w:r>
-        <w:t xml:space="preserve">. </w:t>
-      </w:r>
-    </w:p>
-    <w:p>
-      <w:pPr>
-        <w:pStyle w:val="ListParagraph"/>
-        <w:numPr>
-          <w:ilvl w:val="0"/>
-          <w:numId w:val="15"/>
-        </w:numPr>
-      </w:pPr>
-      <w:r>
-        <w:rPr>
-          <w:rtl/>
-        </w:rPr>
-        <w:t>يستدعي</w:t>
-      </w:r>
-      <w:r>
-        <w:t xml:space="preserve"> </w:t>
-      </w:r>
-      <w:proofErr w:type="spellStart"/>
-      <w:r>
-        <w:t>MessagesService</w:t>
-      </w:r>
-      <w:proofErr w:type="spellEnd"/>
-      <w:r>
-        <w:t xml:space="preserve">. </w:t>
-      </w:r>
-    </w:p>
-    <w:p>
-      <w:pPr>
-        <w:pStyle w:val="ListParagraph"/>
-      </w:pPr>
-      <w:r>
-        <w:pict w14:anchorId="630F1F1A">
-          <v:rect id="_x0000_i2111" style="width:0;height:1.5pt" o:hralign="center" o:hrstd="t" o:hr="t" fillcolor="#a0a0a0" stroked="f"/>
-        </w:pict>
-      </w:r>
-    </w:p>
-    <w:p>
-      <w:pPr>
-        <w:pStyle w:val="ListParagraph"/>
-        <w:rPr>
-          <w:b/>
-          <w:bCs/>
-        </w:rPr>
-      </w:pPr>
-      <w:r>
-        <w:rPr>
-          <w:b/>
-          <w:bCs/>
-        </w:rPr>
-        <w:t>useCreateChat.js</w:t>
-      </w:r>
-    </w:p>
-    <w:p>
-      <w:pPr>
-        <w:pStyle w:val="ListParagraph"/>
-        <w:numPr>
-          <w:ilvl w:val="0"/>
-          <w:numId w:val="16"/>
-        </w:numPr>
-      </w:pPr>
-      <w:r>
-        <w:t xml:space="preserve">Hook </w:t>
-      </w:r>
-      <w:r>
-        <w:rPr>
-          <w:rtl/>
-        </w:rPr>
-        <w:t>لإنشاء</w:t>
-      </w:r>
-      <w:r>
-        <w:t xml:space="preserve"> Chat </w:t>
-      </w:r>
-      <w:r>
-        <w:rPr>
-          <w:rtl/>
-        </w:rPr>
-        <w:t>جديد بين مستخدمين</w:t>
-      </w:r>
-      <w:r>
-        <w:t xml:space="preserve">. </w:t>
-      </w:r>
-    </w:p>
-    <w:p>
-      <w:pPr>
-        <w:pStyle w:val="ListParagraph"/>
-      </w:pPr>
-      <w:r>
-        <w:lastRenderedPageBreak/>
-        <w:pict w14:anchorId="562901D5">
-          <v:rect id="_x0000_i2112" style="width:0;height:1.5pt" o:hralign="center" o:hrstd="t" o:hr="t" fillcolor="#a0a0a0" stroked="f"/>
-        </w:pict>
-      </w:r>
-    </w:p>
-    <w:p>
-      <w:pPr>
-        <w:pStyle w:val="ListParagraph"/>
-        <w:rPr>
-          <w:b/>
-          <w:bCs/>
-        </w:rPr>
-      </w:pPr>
-      <w:r>
-        <w:rPr>
-          <w:b/>
-          <w:bCs/>
-        </w:rPr>
-        <w:t>useSearchUsers.js</w:t>
-      </w:r>
-    </w:p>
-    <w:p>
-      <w:pPr>
-        <w:pStyle w:val="ListParagraph"/>
-        <w:numPr>
-          <w:ilvl w:val="0"/>
-          <w:numId w:val="17"/>
-        </w:numPr>
-      </w:pPr>
-      <w:r>
-        <w:t xml:space="preserve">Hook </w:t>
-      </w:r>
-      <w:r>
-        <w:rPr>
-          <w:rtl/>
-        </w:rPr>
-        <w:t>للبحث عن المستخدمين</w:t>
-      </w:r>
-      <w:r>
-        <w:t xml:space="preserve">. </w:t>
-      </w:r>
-    </w:p>
-    <w:p>
-      <w:pPr>
-        <w:pStyle w:val="ListParagraph"/>
-        <w:numPr>
-          <w:ilvl w:val="0"/>
-          <w:numId w:val="17"/>
-        </w:numPr>
-      </w:pPr>
-      <w:r>
-        <w:rPr>
-          <w:rtl/>
-        </w:rPr>
-        <w:t>يدير نتائج البحث ومسحها</w:t>
-      </w:r>
-      <w:r>
-        <w:t xml:space="preserve">. </w:t>
-      </w:r>
-    </w:p>
-    <w:p>
-      <w:pPr>
-        <w:pStyle w:val="ListParagraph"/>
-      </w:pPr>
-      <w:r>
-        <w:pict w14:anchorId="7E383CF7">
-          <v:rect id="_x0000_i2113" style="width:0;height:1.5pt" o:hralign="center" o:hrstd="t" o:hr="t" fillcolor="#a0a0a0" stroked="f"/>
-        </w:pict>
-      </w:r>
-    </w:p>
-    <w:p>
-      <w:pPr>
-        <w:pStyle w:val="ListParagraph"/>
-        <w:rPr>
-          <w:b/>
-          <w:bCs/>
-        </w:rPr>
-      </w:pPr>
-      <w:r>
-        <w:rPr>
-          <w:b/>
-          <w:bCs/>
-        </w:rPr>
-        <w:t>useUnreadCount.js</w:t>
-      </w:r>
-    </w:p>
-    <w:p>
-      <w:pPr>
-        <w:pStyle w:val="ListParagraph"/>
-        <w:numPr>
-          <w:ilvl w:val="0"/>
-          <w:numId w:val="18"/>
-        </w:numPr>
-      </w:pPr>
-      <w:r>
-        <w:t xml:space="preserve">Hook </w:t>
-      </w:r>
-      <w:r>
-        <w:rPr>
-          <w:rtl/>
-        </w:rPr>
-        <w:t>لحساب عدد الرسائل غير المقروءة</w:t>
-      </w:r>
-      <w:r>
-        <w:t xml:space="preserve">. </w:t>
-      </w:r>
-    </w:p>
-    <w:p>
-      <w:pPr>
-        <w:pStyle w:val="ListParagraph"/>
-        <w:numPr>
-          <w:ilvl w:val="0"/>
-          <w:numId w:val="18"/>
-        </w:numPr>
-      </w:pPr>
-      <w:r>
-        <w:rPr>
-          <w:rtl/>
-        </w:rPr>
-        <w:t>يعمل</w:t>
-      </w:r>
-      <w:r>
-        <w:t xml:space="preserve"> Real-time update. </w:t>
-      </w:r>
-    </w:p>
-    <w:p>
-      <w:pPr>
-        <w:pStyle w:val="ListParagraph"/>
-      </w:pPr>
-      <w:r>
-        <w:pict w14:anchorId="4E87C1D8">
-          <v:rect id="_x0000_i2114" style="width:0;height:1.5pt" o:hralign="center" o:hrstd="t" o:hr="t" fillcolor="#a0a0a0" stroked="f"/>
-        </w:pict>
-      </w:r>
-    </w:p>
-    <w:p>
-      <w:pPr>
-        <w:pStyle w:val="ListParagraph"/>
-        <w:rPr>
-          <w:b/>
-          <w:bCs/>
-        </w:rPr>
-      </w:pPr>
-      <w:r>
-        <w:rPr>
-          <w:b/>
-          <w:bCs/>
-        </w:rPr>
-        <w:t>useMarkMessagesSeen.js</w:t>
-      </w:r>
-    </w:p>
-    <w:p>
-      <w:pPr>
-        <w:pStyle w:val="ListParagraph"/>
-        <w:numPr>
-          <w:ilvl w:val="0"/>
-          <w:numId w:val="19"/>
-        </w:numPr>
-      </w:pPr>
-      <w:r>
-        <w:t xml:space="preserve">Hook </w:t>
-      </w:r>
-      <w:r>
-        <w:rPr>
-          <w:rtl/>
-        </w:rPr>
-        <w:t>لتحديث الرسائل إلى</w:t>
-      </w:r>
-      <w:r>
-        <w:t xml:space="preserve"> Seen </w:t>
-      </w:r>
-      <w:r>
-        <w:rPr>
-          <w:rtl/>
-        </w:rPr>
-        <w:t>عند فتح المحادثة</w:t>
-      </w:r>
-      <w:r>
-        <w:t xml:space="preserve">. </w:t>
-      </w:r>
-    </w:p>
-    <w:p>
-      <w:pPr>
-        <w:pStyle w:val="ListParagraph"/>
-      </w:pPr>
-      <w:r>
-        <w:pict w14:anchorId="49246DE2">
-          <v:rect id="_x0000_i2115" style="width:0;height:1.5pt" o:hralign="center" o:hrstd="t" o:hr="t" fillcolor="#a0a0a0" stroked="f"/>
-        </w:pict>
-      </w:r>
-    </w:p>
-    <w:p>
-      <w:pPr>
-        <w:pStyle w:val="ListParagraph"/>
-        <w:rPr>
-          <w:b/>
-          <w:bCs/>
-        </w:rPr>
-      </w:pPr>
-      <w:r>
-        <w:rPr>
-          <w:b/>
-          <w:bCs/>
-        </w:rPr>
-        <w:t>useUser.js</w:t>
-      </w:r>
-    </w:p>
-    <w:p>
-      <w:pPr>
-        <w:pStyle w:val="ListParagraph"/>
-        <w:numPr>
-          <w:ilvl w:val="0"/>
-          <w:numId w:val="20"/>
-        </w:numPr>
-      </w:pPr>
-      <w:r>
-        <w:t xml:space="preserve">Hook </w:t>
-      </w:r>
-      <w:r>
-        <w:rPr>
-          <w:rtl/>
-        </w:rPr>
-        <w:t>لجلب بيانات مستخدم معين باستخدام الـ</w:t>
-      </w:r>
-      <w:r>
-        <w:t xml:space="preserve"> user id. </w:t>
-      </w:r>
-    </w:p>
-    <w:p>
-      <w:pPr>
-        <w:pStyle w:val="ListParagraph"/>
-      </w:pPr>
-      <w:r>
-        <w:pict w14:anchorId="15985EF5">
-          <v:rect id="_x0000_i2116" style="width:0;height:1.5pt" o:hralign="center" o:hrstd="t" o:hr="t" fillcolor="#a0a0a0" stroked="f"/>
-        </w:pict>
-      </w:r>
-    </w:p>
-    <w:p>
-      <w:pPr>
-        <w:pStyle w:val="ListParagraph"/>
-        <w:rPr>
-          <w:b/>
-          <w:bCs/>
-        </w:rPr>
-      </w:pPr>
-      <w:r>
-        <w:rPr>
-          <w:b/>
-          <w:bCs/>
-        </w:rPr>
-        <w:t xml:space="preserve"> Context</w:t>
-      </w:r>
-    </w:p>
-    <w:p>
-      <w:pPr>
-        <w:pStyle w:val="ListParagraph"/>
-        <w:rPr>
-          <w:b/>
-          <w:bCs/>
-        </w:rPr>
-      </w:pPr>
-      <w:proofErr w:type="spellStart"/>
-      <w:r>
-        <w:rPr>
-          <w:b/>
-          <w:bCs/>
-        </w:rPr>
-        <w:t>AuthContext.jsx</w:t>
-      </w:r>
-      <w:proofErr w:type="spellEnd"/>
-    </w:p>
-    <w:p>
-      <w:pPr>
-        <w:pStyle w:val="ListParagraph"/>
-        <w:numPr>
-          <w:ilvl w:val="0"/>
-          <w:numId w:val="21"/>
-        </w:numPr>
-      </w:pPr>
-      <w:r>
-        <w:rPr>
-          <w:rtl/>
-        </w:rPr>
-        <w:t>يخزن بيانات المستخدم الحالي</w:t>
-      </w:r>
-      <w:r>
-        <w:t xml:space="preserve">. </w:t>
-      </w:r>
-    </w:p>
-    <w:p>
-      <w:pPr>
-        <w:pStyle w:val="ListParagraph"/>
-        <w:numPr>
-          <w:ilvl w:val="0"/>
-          <w:numId w:val="21"/>
-        </w:numPr>
-      </w:pPr>
-      <w:r>
-        <w:rPr>
-          <w:rtl/>
-        </w:rPr>
-        <w:t>يوفر</w:t>
-      </w:r>
-      <w:r>
-        <w:t xml:space="preserve"> user state </w:t>
-      </w:r>
-      <w:r>
-        <w:rPr>
-          <w:rtl/>
-        </w:rPr>
-        <w:t>لكل الـ</w:t>
-      </w:r>
-      <w:r>
-        <w:t xml:space="preserve"> Components. </w:t>
-      </w:r>
-    </w:p>
-    <w:p>
-      <w:pPr>
-        <w:pStyle w:val="ListParagraph"/>
-        <w:numPr>
-          <w:ilvl w:val="0"/>
-          <w:numId w:val="21"/>
-        </w:numPr>
-      </w:pPr>
-      <w:r>
-        <w:rPr>
-          <w:rtl/>
-        </w:rPr>
-        <w:t>يمنع تكرار منطق</w:t>
-      </w:r>
-      <w:r>
-        <w:t xml:space="preserve"> Authentication. </w:t>
-      </w:r>
-    </w:p>
-    <w:p>
-      <w:pPr>
-        <w:pStyle w:val="ListParagraph"/>
-      </w:pPr>
-      <w:r>
-        <w:pict w14:anchorId="117F870B">
-          <v:rect id="_x0000_i2117" style="width:0;height:1.5pt" o:hralign="center" o:hrstd="t" o:hr="t" fillcolor="#a0a0a0" stroked="f"/>
-        </w:pict>
-      </w:r>
-    </w:p>
-    <w:p>
-      <w:pPr>
-        <w:pStyle w:val="ListParagraph"/>
-        <w:rPr>
-          <w:b/>
-          <w:bCs/>
-        </w:rPr>
-      </w:pPr>
-      <w:r>
-        <w:rPr>
-          <w:b/>
-          <w:bCs/>
-        </w:rPr>
-        <w:t>Config</w:t>
-      </w:r>
-    </w:p>
-    <w:p>
-      <w:pPr>
-        <w:pStyle w:val="ListParagraph"/>
-        <w:rPr>
-          <w:b/>
-          <w:bCs/>
-        </w:rPr>
-      </w:pPr>
-      <w:r>
-        <w:rPr>
-          <w:b/>
-          <w:bCs/>
-        </w:rPr>
-        <w:t>firebase-config.js</w:t>
-      </w:r>
-    </w:p>
-    <w:p>
-      <w:pPr>
-        <w:pStyle w:val="ListParagraph"/>
-        <w:numPr>
-          <w:ilvl w:val="0"/>
-          <w:numId w:val="22"/>
-        </w:numPr>
-      </w:pPr>
-      <w:r>
-        <w:rPr>
-          <w:rtl/>
-        </w:rPr>
-        <w:t>إعداد وربط</w:t>
-      </w:r>
-      <w:r>
-        <w:t xml:space="preserve"> Firebase </w:t>
-      </w:r>
-      <w:r>
-        <w:rPr>
-          <w:rtl/>
-        </w:rPr>
-        <w:t>مع المشروع</w:t>
-      </w:r>
-      <w:r>
-        <w:t xml:space="preserve">. </w:t>
-      </w:r>
-    </w:p>
-    <w:p>
-      <w:pPr>
-        <w:pStyle w:val="ListParagraph"/>
-        <w:numPr>
-          <w:ilvl w:val="0"/>
-          <w:numId w:val="22"/>
-        </w:numPr>
-      </w:pPr>
-      <w:r>
-        <w:rPr>
-          <w:rtl/>
-        </w:rPr>
-        <w:t>يحتوي على</w:t>
-      </w:r>
-      <w:r>
-        <w:t xml:space="preserve">: </w:t>
-      </w:r>
-    </w:p>
-    <w:p>
-      <w:pPr>
-        <w:pStyle w:val="ListParagraph"/>
-        <w:numPr>
-          <w:ilvl w:val="1"/>
-          <w:numId w:val="22"/>
-        </w:numPr>
-      </w:pPr>
-      <w:r>
-        <w:t xml:space="preserve">Firebase App </w:t>
-      </w:r>
-    </w:p>
-    <w:p>
-      <w:pPr>
-        <w:pStyle w:val="ListParagraph"/>
-        <w:numPr>
-          <w:ilvl w:val="1"/>
-          <w:numId w:val="22"/>
-        </w:numPr>
-      </w:pPr>
-      <w:r>
-        <w:t xml:space="preserve">Authentication </w:t>
-      </w:r>
-    </w:p>
-    <w:p>
-      <w:pPr>
-        <w:pStyle w:val="ListParagraph"/>
-        <w:numPr>
-          <w:ilvl w:val="1"/>
-          <w:numId w:val="22"/>
-        </w:numPr>
-      </w:pPr>
-      <w:proofErr w:type="spellStart"/>
-      <w:r>
-        <w:t>Firestore</w:t>
-      </w:r>
-      <w:proofErr w:type="spellEnd"/>
-      <w:r>
-        <w:t xml:space="preserve"> Database</w:t>
-      </w:r>
+        <w:t xml:space="preserve">) </w:t>
+      </w:r>
+    </w:p>
+    <w:p>
+      <w:pPr>
+        <w:pStyle w:val="ListParagraph"/>
+      </w:pPr>
+    </w:p>
+    <w:p>
+      <w:pPr>
+        <w:pStyle w:val="ListParagraph"/>
+      </w:pPr>
     </w:p>
     <w:p>
       <w:pPr>
